--- a/src/main/resources/templates/GiayDeNghiVayVon.docx
+++ b/src/main/resources/templates/GiayDeNghiVayVon.docx
@@ -261,6 +261,12 @@
         <w:rPr>
           <w:sz w:val="26"/>
         </w:rPr>
+        <w:t>CC/</w:t>
+      </w:r>
+      <w:r>
+        <w:rPr>
+          <w:sz w:val="26"/>
+        </w:rPr>
         <w:t>CCCD Số</w:t>
       </w:r>
       <w:r>
@@ -408,13 +414,6 @@
       <w:r>
         <w:rPr>
           <w:sz w:val="26"/>
-          <w:szCs w:val="16"/>
-        </w:rPr>
-        <w:t xml:space="preserve">Số </w:t>
-      </w:r>
-      <w:r>
-        <w:rPr>
-          <w:sz w:val="26"/>
         </w:rPr>
         <w:t>CC</w:t>
       </w:r>
@@ -424,6 +423,14 @@
         </w:rPr>
         <w:t>/CCCD</w:t>
       </w:r>
+      <w:r>
+        <w:rPr>
+          <w:sz w:val="26"/>
+        </w:rPr>
+        <w:t xml:space="preserve"> Số</w:t>
+      </w:r>
+      <w:bookmarkStart w:id="0" w:name="_GoBack"/>
+      <w:bookmarkEnd w:id="0"/>
       <w:r>
         <w:rPr>
           <w:sz w:val="26"/>
@@ -1857,8 +1864,6 @@
           <w:sz w:val="26"/>
         </w:rPr>
       </w:pPr>
-      <w:bookmarkStart w:id="0" w:name="_GoBack"/>
-      <w:bookmarkEnd w:id="0"/>
     </w:p>
     <w:sectPr>
       <w:pgSz w:w="11907" w:h="16840" w:code="9"/>

--- a/src/main/resources/templates/GiayDeNghiVayVon.docx
+++ b/src/main/resources/templates/GiayDeNghiVayVon.docx
@@ -308,6 +308,15 @@
         </w:rPr>
         <w:t xml:space="preserve"> {{nckh}}; </w:t>
       </w:r>
+    </w:p>
+    <w:p>
+      <w:pPr>
+        <w:spacing w:after="120"/>
+        <w:rPr>
+          <w:sz w:val="26"/>
+          <w:szCs w:val="16"/>
+        </w:rPr>
+      </w:pPr>
       <w:r>
         <w:rPr>
           <w:sz w:val="26"/>
@@ -429,44 +438,53 @@
         </w:rPr>
         <w:t xml:space="preserve"> Số</w:t>
       </w:r>
+      <w:r>
+        <w:rPr>
+          <w:sz w:val="26"/>
+        </w:rPr>
+        <w:t>:</w:t>
+      </w:r>
+      <w:r>
+        <w:rPr>
+          <w:sz w:val="26"/>
+          <w:szCs w:val="16"/>
+        </w:rPr>
+        <w:t xml:space="preserve"> {{cccdnt}}</w:t>
+      </w:r>
+      <w:r>
+        <w:rPr>
+          <w:sz w:val="26"/>
+        </w:rPr>
+        <w:t xml:space="preserve"> </w:t>
+      </w:r>
+      <w:r>
+        <w:rPr>
+          <w:sz w:val="26"/>
+        </w:rPr>
+        <w:t>Ngày cấp</w:t>
+      </w:r>
+      <w:r>
+        <w:rPr>
+          <w:sz w:val="26"/>
+          <w:szCs w:val="16"/>
+        </w:rPr>
+        <w:t xml:space="preserve">: {{ncnt}}; </w:t>
+      </w:r>
+    </w:p>
+    <w:p>
+      <w:pPr>
+        <w:spacing w:after="120"/>
+        <w:rPr>
+          <w:sz w:val="26"/>
+          <w:szCs w:val="16"/>
+        </w:rPr>
+      </w:pPr>
       <w:bookmarkStart w:id="0" w:name="_GoBack"/>
       <w:bookmarkEnd w:id="0"/>
       <w:r>
         <w:rPr>
           <w:sz w:val="26"/>
         </w:rPr>
-        <w:t>:</w:t>
-      </w:r>
-      <w:r>
-        <w:rPr>
-          <w:sz w:val="26"/>
-          <w:szCs w:val="16"/>
-        </w:rPr>
-        <w:t xml:space="preserve"> {{cccdnt}}</w:t>
-      </w:r>
-      <w:r>
-        <w:rPr>
-          <w:sz w:val="26"/>
-        </w:rPr>
-        <w:t xml:space="preserve"> </w:t>
-      </w:r>
-      <w:r>
-        <w:rPr>
-          <w:sz w:val="26"/>
-        </w:rPr>
-        <w:t>Ngày cấp</w:t>
-      </w:r>
-      <w:r>
-        <w:rPr>
-          <w:sz w:val="26"/>
-          <w:szCs w:val="16"/>
-        </w:rPr>
-        <w:t xml:space="preserve">: {{ncnt}}; </w:t>
-      </w:r>
-      <w:r>
-        <w:rPr>
-          <w:sz w:val="26"/>
-        </w:rPr>
         <w:t>Nơi cấp:</w:t>
       </w:r>
       <w:r>
@@ -1232,6 +1250,7 @@
         <w:rPr>
           <w:sz w:val="26"/>
         </w:rPr>
+        <w:lastRenderedPageBreak/>
         <w:t>7</w:t>
       </w:r>
       <w:r>
@@ -1336,7 +1355,6 @@
         <w:rPr>
           <w:sz w:val="26"/>
         </w:rPr>
-        <w:lastRenderedPageBreak/>
         <w:t>- Nhà ở cố định: {{dienTichTS}}</w:t>
       </w:r>
       <w:r>

--- a/src/main/resources/templates/GiayDeNghiVayVon.docx
+++ b/src/main/resources/templates/GiayDeNghiVayVon.docx
@@ -197,7 +197,6 @@
         <w:spacing w:after="120"/>
         <w:rPr>
           <w:sz w:val="26"/>
-          <w:szCs w:val="16"/>
         </w:rPr>
       </w:pPr>
       <w:r>
@@ -232,243 +231,16 @@
       </w:r>
       <w:r>
         <w:rPr>
-          <w:sz w:val="26"/>
-        </w:rPr>
-        <w:t xml:space="preserve">{{kh}} </w:t>
-      </w:r>
-      <w:r>
-        <w:rPr>
-          <w:sz w:val="26"/>
-        </w:rPr>
-        <w:t>Số thẻ TV:</w:t>
-      </w:r>
-      <w:r>
-        <w:rPr>
-          <w:sz w:val="26"/>
-        </w:rPr>
-        <w:t xml:space="preserve"> {{sttv}}.</w:t>
-      </w:r>
-    </w:p>
-    <w:p>
-      <w:pPr>
-        <w:spacing w:after="120"/>
-        <w:rPr>
-          <w:sz w:val="26"/>
-          <w:szCs w:val="16"/>
-        </w:rPr>
-      </w:pPr>
-      <w:r>
-        <w:rPr>
-          <w:sz w:val="26"/>
-        </w:rPr>
-        <w:t>CC/</w:t>
-      </w:r>
-      <w:r>
-        <w:rPr>
-          <w:sz w:val="26"/>
-        </w:rPr>
-        <w:t>CCCD Số</w:t>
-      </w:r>
-      <w:r>
-        <w:rPr>
-          <w:sz w:val="26"/>
-        </w:rPr>
-        <w:t>:</w:t>
-      </w:r>
-      <w:r>
-        <w:rPr>
-          <w:sz w:val="26"/>
-          <w:szCs w:val="16"/>
-        </w:rPr>
-        <w:t xml:space="preserve">  {{cccdkh}}</w:t>
-      </w:r>
-      <w:r>
-        <w:rPr>
-          <w:sz w:val="26"/>
-          <w:szCs w:val="16"/>
-        </w:rPr>
-        <w:t>;</w:t>
-      </w:r>
-      <w:r>
-        <w:rPr>
-          <w:sz w:val="26"/>
-        </w:rPr>
-        <w:t xml:space="preserve"> </w:t>
-      </w:r>
-      <w:r>
-        <w:rPr>
-          <w:sz w:val="26"/>
-        </w:rPr>
-        <w:t>Ngày cấp</w:t>
-      </w:r>
-      <w:r>
-        <w:rPr>
-          <w:sz w:val="26"/>
-          <w:szCs w:val="16"/>
-        </w:rPr>
-        <w:t xml:space="preserve"> {{nckh}}; </w:t>
-      </w:r>
-    </w:p>
-    <w:p>
-      <w:pPr>
-        <w:spacing w:after="120"/>
-        <w:rPr>
-          <w:sz w:val="26"/>
-          <w:szCs w:val="16"/>
-        </w:rPr>
-      </w:pPr>
-      <w:r>
-        <w:rPr>
-          <w:sz w:val="26"/>
-        </w:rPr>
-        <w:t>Nơi cấ</w:t>
-      </w:r>
-      <w:r>
-        <w:rPr>
-          <w:sz w:val="26"/>
-        </w:rPr>
-        <w:t>p:</w:t>
-      </w:r>
-      <w:r>
-        <w:rPr>
-          <w:sz w:val="26"/>
-          <w:szCs w:val="26"/>
-        </w:rPr>
-        <w:t xml:space="preserve"> {{nccccdkh}}</w:t>
-      </w:r>
-      <w:r>
-        <w:rPr>
-          <w:sz w:val="26"/>
-          <w:szCs w:val="26"/>
-        </w:rPr>
-        <w:t>.</w:t>
-      </w:r>
-    </w:p>
-    <w:p>
-      <w:pPr>
-        <w:spacing w:after="120"/>
-        <w:rPr>
-          <w:sz w:val="26"/>
-        </w:rPr>
-      </w:pPr>
-      <w:r>
-        <w:rPr>
-          <w:sz w:val="26"/>
-        </w:rPr>
-        <w:t xml:space="preserve">Địa chỉ: </w:t>
-      </w:r>
-      <w:r>
-        <w:rPr>
-          <w:sz w:val="26"/>
-        </w:rPr>
-        <w:t>{{ttkh}}.</w:t>
-      </w:r>
-    </w:p>
-    <w:p>
-      <w:pPr>
-        <w:spacing w:after="120"/>
-        <w:rPr>
-          <w:sz w:val="26"/>
-          <w:szCs w:val="16"/>
-        </w:rPr>
-      </w:pPr>
-      <w:r>
-        <w:rPr>
-          <w:sz w:val="26"/>
-        </w:rPr>
-        <w:t>Số điện thoại liên lạc: {{sdtkh}}.</w:t>
-      </w:r>
-    </w:p>
-    <w:p>
-      <w:pPr>
-        <w:spacing w:after="120"/>
-        <w:rPr>
-          <w:sz w:val="26"/>
-          <w:szCs w:val="16"/>
-        </w:rPr>
-      </w:pPr>
-      <w:r>
-        <w:rPr>
-          <w:sz w:val="26"/>
-        </w:rPr>
-        <w:t xml:space="preserve">1.2. Họ và tên người </w:t>
-      </w:r>
-      <w:r>
-        <w:rPr>
-          <w:sz w:val="26"/>
-        </w:rPr>
-        <w:t>vay vốn</w:t>
-      </w:r>
-      <w:r>
-        <w:rPr>
-          <w:sz w:val="26"/>
-        </w:rPr>
-        <w:t xml:space="preserve">: </w:t>
-      </w:r>
-      <w:r>
-        <w:rPr>
-          <w:sz w:val="26"/>
-        </w:rPr>
-        <w:t>{{ntkh}}</w:t>
-      </w:r>
-    </w:p>
-    <w:p>
-      <w:pPr>
-        <w:spacing w:after="120"/>
-        <w:rPr>
-          <w:sz w:val="26"/>
-          <w:szCs w:val="16"/>
-        </w:rPr>
-      </w:pPr>
-      <w:r>
-        <w:rPr>
-          <w:sz w:val="26"/>
-        </w:rPr>
-        <w:t>CC</w:t>
-      </w:r>
-      <w:r>
-        <w:rPr>
-          <w:sz w:val="26"/>
-        </w:rPr>
-        <w:t>/CCCD</w:t>
-      </w:r>
-      <w:r>
-        <w:rPr>
-          <w:sz w:val="26"/>
-        </w:rPr>
-        <w:t xml:space="preserve"> Số</w:t>
-      </w:r>
-      <w:r>
-        <w:rPr>
-          <w:sz w:val="26"/>
-        </w:rPr>
-        <w:t>:</w:t>
-      </w:r>
-      <w:r>
-        <w:rPr>
-          <w:sz w:val="26"/>
-          <w:szCs w:val="16"/>
-        </w:rPr>
-        <w:t xml:space="preserve"> {{cccdnt}}</w:t>
-      </w:r>
-      <w:r>
-        <w:rPr>
-          <w:sz w:val="26"/>
-        </w:rPr>
-        <w:t xml:space="preserve"> </w:t>
-      </w:r>
-      <w:r>
-        <w:rPr>
-          <w:sz w:val="26"/>
-        </w:rPr>
-        <w:t>Ngày cấp</w:t>
-      </w:r>
-      <w:r>
-        <w:rPr>
-          <w:sz w:val="26"/>
-          <w:szCs w:val="16"/>
-        </w:rPr>
-        <w:t xml:space="preserve">: {{ncnt}}; </w:t>
+          <w:b/>
+          <w:sz w:val="26"/>
+        </w:rPr>
+        <w:t>{{kh}}</w:t>
+      </w:r>
+      <w:r>
+        <w:rPr>
+          <w:sz w:val="26"/>
+        </w:rPr>
+        <w:t xml:space="preserve"> </w:t>
       </w:r>
     </w:p>
     <w:p>
@@ -485,6 +257,250 @@
         <w:rPr>
           <w:sz w:val="26"/>
         </w:rPr>
+        <w:t>Số thẻ TV:</w:t>
+      </w:r>
+      <w:r>
+        <w:rPr>
+          <w:sz w:val="26"/>
+        </w:rPr>
+        <w:t xml:space="preserve"> {{sttv}}.</w:t>
+      </w:r>
+    </w:p>
+    <w:p>
+      <w:pPr>
+        <w:spacing w:after="120"/>
+        <w:rPr>
+          <w:sz w:val="26"/>
+          <w:szCs w:val="16"/>
+        </w:rPr>
+      </w:pPr>
+      <w:r>
+        <w:rPr>
+          <w:sz w:val="26"/>
+        </w:rPr>
+        <w:t>CC/</w:t>
+      </w:r>
+      <w:r>
+        <w:rPr>
+          <w:sz w:val="26"/>
+        </w:rPr>
+        <w:t>CCCD Số</w:t>
+      </w:r>
+      <w:r>
+        <w:rPr>
+          <w:sz w:val="26"/>
+        </w:rPr>
+        <w:t>:</w:t>
+      </w:r>
+      <w:r>
+        <w:rPr>
+          <w:sz w:val="26"/>
+          <w:szCs w:val="16"/>
+        </w:rPr>
+        <w:t xml:space="preserve">  {{cccdkh}}</w:t>
+      </w:r>
+      <w:r>
+        <w:rPr>
+          <w:sz w:val="26"/>
+          <w:szCs w:val="16"/>
+        </w:rPr>
+        <w:t>;</w:t>
+      </w:r>
+      <w:r>
+        <w:rPr>
+          <w:sz w:val="26"/>
+        </w:rPr>
+        <w:t xml:space="preserve"> </w:t>
+      </w:r>
+      <w:r>
+        <w:rPr>
+          <w:sz w:val="26"/>
+        </w:rPr>
+        <w:t>Ngày cấp</w:t>
+      </w:r>
+      <w:r>
+        <w:rPr>
+          <w:sz w:val="26"/>
+          <w:szCs w:val="16"/>
+        </w:rPr>
+        <w:t xml:space="preserve"> {{nckh}}; </w:t>
+      </w:r>
+    </w:p>
+    <w:p>
+      <w:pPr>
+        <w:spacing w:after="120"/>
+        <w:rPr>
+          <w:sz w:val="26"/>
+          <w:szCs w:val="16"/>
+        </w:rPr>
+      </w:pPr>
+      <w:r>
+        <w:rPr>
+          <w:sz w:val="26"/>
+        </w:rPr>
+        <w:t>Nơi cấ</w:t>
+      </w:r>
+      <w:r>
+        <w:rPr>
+          <w:sz w:val="26"/>
+        </w:rPr>
+        <w:t>p:</w:t>
+      </w:r>
+      <w:r>
+        <w:rPr>
+          <w:sz w:val="26"/>
+          <w:szCs w:val="26"/>
+        </w:rPr>
+        <w:t xml:space="preserve"> {{nccccdkh}}</w:t>
+      </w:r>
+      <w:r>
+        <w:rPr>
+          <w:sz w:val="26"/>
+          <w:szCs w:val="26"/>
+        </w:rPr>
+        <w:t>.</w:t>
+      </w:r>
+    </w:p>
+    <w:p>
+      <w:pPr>
+        <w:spacing w:after="120"/>
+        <w:rPr>
+          <w:sz w:val="26"/>
+        </w:rPr>
+      </w:pPr>
+      <w:r>
+        <w:rPr>
+          <w:sz w:val="26"/>
+        </w:rPr>
+        <w:t xml:space="preserve">Địa chỉ: </w:t>
+      </w:r>
+      <w:r>
+        <w:rPr>
+          <w:sz w:val="26"/>
+        </w:rPr>
+        <w:t>{{ttkh}}.</w:t>
+      </w:r>
+    </w:p>
+    <w:p>
+      <w:pPr>
+        <w:spacing w:after="120"/>
+        <w:rPr>
+          <w:sz w:val="26"/>
+          <w:szCs w:val="16"/>
+        </w:rPr>
+      </w:pPr>
+      <w:r>
+        <w:rPr>
+          <w:sz w:val="26"/>
+        </w:rPr>
+        <w:t>Số điện thoại liên lạc: {{sdtkh}}.</w:t>
+      </w:r>
+    </w:p>
+    <w:p>
+      <w:pPr>
+        <w:spacing w:after="120"/>
+        <w:rPr>
+          <w:sz w:val="26"/>
+          <w:szCs w:val="16"/>
+        </w:rPr>
+      </w:pPr>
+      <w:r>
+        <w:rPr>
+          <w:sz w:val="26"/>
+        </w:rPr>
+        <w:t xml:space="preserve">1.2. Họ và tên người </w:t>
+      </w:r>
+      <w:r>
+        <w:rPr>
+          <w:sz w:val="26"/>
+        </w:rPr>
+        <w:t>vay vốn</w:t>
+      </w:r>
+      <w:r>
+        <w:rPr>
+          <w:sz w:val="26"/>
+        </w:rPr>
+        <w:t xml:space="preserve">: </w:t>
+      </w:r>
+      <w:r>
+        <w:rPr>
+          <w:b/>
+          <w:sz w:val="26"/>
+        </w:rPr>
+        <w:t>{{ntkh}}</w:t>
+      </w:r>
+    </w:p>
+    <w:p>
+      <w:pPr>
+        <w:spacing w:after="120"/>
+        <w:rPr>
+          <w:sz w:val="26"/>
+          <w:szCs w:val="16"/>
+        </w:rPr>
+      </w:pPr>
+      <w:r>
+        <w:rPr>
+          <w:sz w:val="26"/>
+        </w:rPr>
+        <w:t>CC</w:t>
+      </w:r>
+      <w:r>
+        <w:rPr>
+          <w:sz w:val="26"/>
+        </w:rPr>
+        <w:t>/CCCD</w:t>
+      </w:r>
+      <w:r>
+        <w:rPr>
+          <w:sz w:val="26"/>
+        </w:rPr>
+        <w:t xml:space="preserve"> Số</w:t>
+      </w:r>
+      <w:r>
+        <w:rPr>
+          <w:sz w:val="26"/>
+        </w:rPr>
+        <w:t>:</w:t>
+      </w:r>
+      <w:r>
+        <w:rPr>
+          <w:sz w:val="26"/>
+          <w:szCs w:val="16"/>
+        </w:rPr>
+        <w:t xml:space="preserve"> {{cccdnt}}</w:t>
+      </w:r>
+      <w:r>
+        <w:rPr>
+          <w:sz w:val="26"/>
+        </w:rPr>
+        <w:t xml:space="preserve"> </w:t>
+      </w:r>
+      <w:r>
+        <w:rPr>
+          <w:sz w:val="26"/>
+        </w:rPr>
+        <w:t>Ngày cấp</w:t>
+      </w:r>
+      <w:r>
+        <w:rPr>
+          <w:sz w:val="26"/>
+          <w:szCs w:val="16"/>
+        </w:rPr>
+        <w:t xml:space="preserve">: {{ncnt}}; </w:t>
+      </w:r>
+    </w:p>
+    <w:p>
+      <w:pPr>
+        <w:spacing w:after="120"/>
+        <w:rPr>
+          <w:sz w:val="26"/>
+          <w:szCs w:val="16"/>
+        </w:rPr>
+      </w:pPr>
+      <w:r>
+        <w:rPr>
+          <w:sz w:val="26"/>
+        </w:rPr>
         <w:t>Nơi cấp:</w:t>
       </w:r>
       <w:r>
@@ -1236,7 +1252,19 @@
         <w:rPr>
           <w:sz w:val="26"/>
         </w:rPr>
-        <w:t>ang tên {{ndtbd}}.</w:t>
+        <w:t xml:space="preserve">ang tên </w:t>
+      </w:r>
+      <w:r>
+        <w:rPr>
+          <w:sz w:val="26"/>
+        </w:rPr>
+        <w:t xml:space="preserve">ông(bà) </w:t>
+      </w:r>
+      <w:r>
+        <w:rPr>
+          <w:sz w:val="26"/>
+        </w:rPr>
+        <w:t>{{ndtbd}}.</w:t>
       </w:r>
     </w:p>
     <w:p>
